--- a/projects/selfintroduction/selfintroduction_docx.docx
+++ b/projects/selfintroduction/selfintroduction_docx.docx
@@ -26,7 +26,7 @@
         <w:pStyle w:val="Date"/>
       </w:pPr>
       <w:r>
-        <w:t xml:space="preserve">2026-03-25</w:t>
+        <w:t xml:space="preserve">2026-03-26</w:t>
       </w:r>
     </w:p>
     <w:bookmarkStart w:id="17" w:name="はじめに"/>
